--- a/论文修改/修改说明.docx
+++ b/论文修改/修改说明.docx
@@ -295,7 +295,10 @@
     </w:p>
     <w:p>
       <w:r>
-        <w:t>主要修改位于修订稿第2.2.1节、式(1)—式(7)及新增图2；关联位置见上文第5点。原式(4)—式(9)顺延为式(8)—式(13)，对应文字引用同步更新。全部新写和修改内容直接标红，未使用修订模式。原表1—表9及其中数据保持不变，训练配置和实验指标未因本次频率换算核验而重新估计。</w:t>
+        <w:rPr>
+          <w:color w:val="FF0000"/>
+        </w:rPr>
+        <w:t>主要修改位于修订稿第2.2.1节、式(1)—式(7)及新增图2；关联修改包括中英文摘要、第1.5节、第2.1节、第2.2节引导段、第2.2.2节、第3.4节和第3.7.2节。原式(4)—式(9)顺延为式(8)—式(13)，对应文字引用同步更新。全部新写和修改内容直接标红，未使用修订模式。原表1—表9及其中数据保持不变，训练配置和实验指标未因本次频率换算核验而重新估计。</w:t>
       </w:r>
     </w:p>
     <w:sectPr>

--- a/论文修改/修改说明.docx
+++ b/论文修改/修改说明.docx
@@ -42,7 +42,16 @@
     </w:p>
     <w:p>
       <w:r>
-        <w:t>感谢审稿专家指出时间尺度和频率响应说明中的问题。原稿将高斯尺度对应的特征采样点直接按原始视频帧率换算为时间，未充分区分时间压缩后的特征采样率；同时未明确“50%衰减”的幅值或功率定义，所列频率数值与稿件规定的有限离散核不一致。本次按现稿的实验结果及方法参数进行核验，保留σ=1.8/0.8、K=2⌈2σ⌉+1、原始帧率30 Hz和慢/快流4倍/2倍时间压缩，重新推导和计算频率响应。</w:t>
+        <w:rPr>
+          <w:color w:val="FF0000"/>
+        </w:rPr>
+        <w:t>感谢审稿专家指出时间尺度和频率响应说明中的问题。原稿将高斯尺度对应的特征采样点直接按原始视频帧率换算为时间，未充分区分时间压缩后的特征采样率；同时未明确“50%衰减”的幅值或功率定义，所列频率数值与稿件规定的有限离散核不一致。本次保持原实验结果不变，并依据作者确认用于论文评测的Epoch4检查点核验固定核参数，根据原实验检查点核对，慢、快流分解及低频路径平滑的核长均为K=5，保留σ=1.8/0.8、原始帧率30 Hz和慢/快流4倍/2倍时间压缩，重新推导和计算频率响应。</w:t>
+      </w:r>
+      <w:r>
+        <w:rPr>
+          <w:color w:val="FF0000"/>
+        </w:rPr>
+        <w:t>原稿以尺度参数推导核长的写法与原实验保存核不符，现更正为两流固定5点核；本次没有更换原模型滤波器或重新训练。</w:t>
       </w:r>
     </w:p>
     <w:p>
@@ -55,7 +64,10 @@
     </w:p>
     <w:p>
       <w:r>
-        <w:t>修订第2.2.1节，以式(1)—式(3)明确归一化离散核、三维外积及分解方式；式(4)给出Δts=s/F0及Fs=F0/s；式(5)给出有限长离散核的频率响应，式(6)解释三维响应与空间零频率时间截面的关系。慢流K=9、Fs=7.5 Hz，快流K=5、Fs=15 Hz。补充说明：时间响应由核长、σ和分支采样率共同决定，空间与时间频率的物理单位不同。</w:t>
+        <w:rPr>
+          <w:color w:val="FF0000"/>
+        </w:rPr>
+        <w:t>修订第2.2.1节，以式(1)—式(3)明确归一化离散核、三维外积及分解方式；式(4)给出Δts=s/F0及Fs=F0/s；式(5)给出有限长离散核的频率响应，式(6)解释三维响应与空间零频率时间截面的关系。慢流K=5、Fs=7.5 Hz，快流K=5、Fs=15 Hz。补充说明：时间响应由核长、σ和分支采样率共同决定，空间与时间频率的物理单位不同。</w:t>
       </w:r>
     </w:p>
     <w:p>
@@ -148,7 +160,10 @@
           </w:tcPr>
           <w:p>
             <w:r>
-              <w:t>K=9 / 7.5 Hz</w:t>
+              <w:rPr>
+                <w:color w:val="FF0000"/>
+              </w:rPr>
+              <w:t>K=5 / 7.5 Hz</w:t>
             </w:r>
           </w:p>
         </w:tc>
@@ -168,7 +183,10 @@
           </w:tcPr>
           <w:p>
             <w:r>
-              <w:t>0.799 Hz</w:t>
+              <w:rPr>
+                <w:color w:val="FF0000"/>
+              </w:rPr>
+              <w:t>1.048 Hz</w:t>
             </w:r>
           </w:p>
         </w:tc>
@@ -178,7 +196,10 @@
           </w:tcPr>
           <w:p>
             <w:r>
-              <w:t>0.571 Hz</w:t>
+              <w:rPr>
+                <w:color w:val="FF0000"/>
+              </w:rPr>
+              <w:t>0.765 Hz</w:t>
             </w:r>
           </w:p>
         </w:tc>
@@ -264,12 +285,18 @@
     </w:p>
     <w:p>
       <w:r>
-        <w:t>图2(a)(b)使用有限离散核系数直接计算慢、快流低通及残差响应；图2(c)(d)给出纯线性串联参考曲线。另以空间恒定的合成正弦输入进行算子级数值核验，每条流12个频率点，每个序列128个特征采样点，比较单次及连续2、3次滤波，共72组幅值结果；使用CPU单精度计算，并剔除重复滤波的时空边界影响，以正弦/余弦及常数项最小二乘拟合幅值。理论曲线与数值输出的最大绝对幅值误差为1.26e-06，支持计算与滤波算子的一致性。</w:t>
+        <w:rPr>
+          <w:color w:val="FF0000"/>
+        </w:rPr>
+        <w:t>图2(a)(b)使用有限离散核系数直接计算慢、快流低通及残差响应；图2(c)(d)给出纯线性串联参考曲线。另直接使用Epoch4检查点保存的固定核系数，以空间恒定的合成正弦输入进行算子级数值核验，每条流12个频率点，每个序列128个特征采样点，比较单次及连续2、3次滤波，共72组幅值结果；使用CPU单精度计算，并剔除重复滤波的时空边界影响，以正弦/余弦及常数项最小二乘拟合幅值。理论曲线与数值输出的最大绝对幅值误差为4.99e-07，支持计算与滤波算子的一致性。</w:t>
       </w:r>
     </w:p>
     <w:p>
       <w:r>
-        <w:t>验证对象为按稿件参数显式配置的高斯滤波算子及纯线性串联。该结果不是训练后完整网络的经验传递函数，也不替代心搏频带能量或运动泄漏分析；后者将在第3条意见中处理。完整数值结果及生成脚本随本轮材料提供。</w:t>
+        <w:rPr>
+          <w:color w:val="FF0000"/>
+        </w:rPr>
+        <w:t>验证对象为使用原实验Epoch4检查点中所存核系数的高斯滤波算子及纯线性串联。该结果不是训练后完整网络的经验传递函数，也不替代心搏频带能量或运动泄漏分析；后者将在第3条意见中处理。完整数值结果及生成脚本随本轮材料提供。</w:t>
       </w:r>
     </w:p>
     <w:p>
